--- a/EJERCICIOS DE LOS ALUMNOS/ANA/compartida/package empresa1.docx
+++ b/EJERCICIOS DE LOS ALUMNOS/ANA/compartida/package empresa1.docx
@@ -349,15 +349,7 @@
       </w:r>
       <w:proofErr w:type="spellEnd"/>
       <w:r>
-        <w:t xml:space="preserve">, </w:t>
-      </w:r>
-      <w:proofErr w:type="spellStart"/>
-      <w:r>
-        <w:t>pass</w:t>
-      </w:r>
-      <w:proofErr w:type="spellEnd"/>
-      <w:r>
-        <w:t>);</w:t>
+        <w:t>, pass);</w:t>
       </w:r>
     </w:p>
     <w:p>
@@ -623,7 +615,845 @@
       <w:r>
         <w:t>}</w:t>
       </w:r>
-    </w:p>
+      <w:r>
+        <w:br/>
+      </w:r>
+      <w:r>
+        <w:br/>
+      </w:r>
+      <w:r>
+        <w:br/>
+      </w:r>
+    </w:p>
+    <w:p>
+      <w:r>
+        <w:t>VISTA:</w:t>
+      </w:r>
+      <w:r>
+        <w:br/>
+      </w:r>
+      <w:proofErr w:type="spellStart"/>
+      <w:r>
+        <w:t>package</w:t>
+      </w:r>
+      <w:proofErr w:type="spellEnd"/>
+      <w:r>
+        <w:t xml:space="preserve"> MVC_MYSQL;</w:t>
+      </w:r>
+    </w:p>
+    <w:p/>
+    <w:p>
+      <w:proofErr w:type="spellStart"/>
+      <w:r>
+        <w:t>import</w:t>
+      </w:r>
+      <w:proofErr w:type="spellEnd"/>
+      <w:r>
+        <w:t xml:space="preserve"> </w:t>
+      </w:r>
+      <w:proofErr w:type="spellStart"/>
+      <w:proofErr w:type="gramStart"/>
+      <w:r>
+        <w:t>java.util</w:t>
+      </w:r>
+      <w:proofErr w:type="gramEnd"/>
+      <w:r>
+        <w:t>.ArrayList</w:t>
+      </w:r>
+      <w:proofErr w:type="spellEnd"/>
+      <w:r>
+        <w:t>;</w:t>
+      </w:r>
+    </w:p>
+    <w:p/>
+    <w:p>
+      <w:proofErr w:type="spellStart"/>
+      <w:r>
+        <w:t>public</w:t>
+      </w:r>
+      <w:proofErr w:type="spellEnd"/>
+      <w:r>
+        <w:t xml:space="preserve"> </w:t>
+      </w:r>
+      <w:proofErr w:type="spellStart"/>
+      <w:r>
+        <w:t>class</w:t>
+      </w:r>
+      <w:proofErr w:type="spellEnd"/>
+      <w:r>
+        <w:t xml:space="preserve"> Vista {</w:t>
+      </w:r>
+    </w:p>
+    <w:p>
+      <w:r>
+        <w:tab/>
+      </w:r>
+      <w:proofErr w:type="spellStart"/>
+      <w:r>
+        <w:t>public</w:t>
+      </w:r>
+      <w:proofErr w:type="spellEnd"/>
+      <w:r>
+        <w:t xml:space="preserve"> </w:t>
+      </w:r>
+      <w:proofErr w:type="spellStart"/>
+      <w:r>
+        <w:t>void</w:t>
+      </w:r>
+      <w:proofErr w:type="spellEnd"/>
+      <w:r>
+        <w:t xml:space="preserve"> </w:t>
+      </w:r>
+      <w:proofErr w:type="spellStart"/>
+      <w:proofErr w:type="gramStart"/>
+      <w:r>
+        <w:t>mostrarClientes</w:t>
+      </w:r>
+      <w:proofErr w:type="spellEnd"/>
+      <w:r>
+        <w:t>(</w:t>
+      </w:r>
+      <w:proofErr w:type="spellStart"/>
+      <w:proofErr w:type="gramEnd"/>
+      <w:r>
+        <w:t>ArrayList</w:t>
+      </w:r>
+      <w:proofErr w:type="spellEnd"/>
+      <w:r>
+        <w:t xml:space="preserve">&lt;Clientes&gt; </w:t>
+      </w:r>
+      <w:proofErr w:type="spellStart"/>
+      <w:r>
+        <w:t>listaClientes</w:t>
+      </w:r>
+      <w:proofErr w:type="spellEnd"/>
+      <w:r>
+        <w:t>) {</w:t>
+      </w:r>
+    </w:p>
+    <w:p>
+      <w:r>
+        <w:tab/>
+      </w:r>
+      <w:r>
+        <w:tab/>
+        <w:t>//</w:t>
+      </w:r>
+      <w:proofErr w:type="spellStart"/>
+      <w:r>
+        <w:t>arraylist</w:t>
+      </w:r>
+      <w:proofErr w:type="spellEnd"/>
+      <w:r>
+        <w:t xml:space="preserve">, bucle </w:t>
+      </w:r>
+      <w:proofErr w:type="spellStart"/>
+      <w:proofErr w:type="gramStart"/>
+      <w:r>
+        <w:t>for</w:t>
+      </w:r>
+      <w:proofErr w:type="spellEnd"/>
+      <w:r>
+        <w:t xml:space="preserve"> ,</w:t>
+      </w:r>
+      <w:proofErr w:type="gramEnd"/>
+      <w:r>
+        <w:t xml:space="preserve"> </w:t>
+      </w:r>
+      <w:proofErr w:type="spellStart"/>
+      <w:r>
+        <w:t>system</w:t>
+      </w:r>
+      <w:proofErr w:type="spellEnd"/>
+      <w:r>
+        <w:t xml:space="preserve"> </w:t>
+      </w:r>
+    </w:p>
+    <w:p>
+      <w:r>
+        <w:tab/>
+      </w:r>
+      <w:r>
+        <w:tab/>
+      </w:r>
+      <w:proofErr w:type="spellStart"/>
+      <w:r>
+        <w:t>System.</w:t>
+      </w:r>
+      <w:r>
+        <w:rPr>
+          <w:b/>
+          <w:bCs/>
+          <w:i/>
+          <w:iCs/>
+        </w:rPr>
+        <w:t>out</w:t>
+      </w:r>
+      <w:r>
+        <w:t>.println</w:t>
+      </w:r>
+      <w:proofErr w:type="spellEnd"/>
+      <w:r>
+        <w:t>("Listado de clientes");</w:t>
+      </w:r>
+    </w:p>
+    <w:p>
+      <w:r>
+        <w:lastRenderedPageBreak/>
+        <w:tab/>
+      </w:r>
+      <w:r>
+        <w:tab/>
+      </w:r>
+    </w:p>
+    <w:p>
+      <w:r>
+        <w:tab/>
+      </w:r>
+      <w:r>
+        <w:tab/>
+      </w:r>
+      <w:proofErr w:type="spellStart"/>
+      <w:r>
+        <w:t>for</w:t>
+      </w:r>
+      <w:proofErr w:type="spellEnd"/>
+      <w:r>
+        <w:t xml:space="preserve"> (Clientes </w:t>
+      </w:r>
+      <w:proofErr w:type="gramStart"/>
+      <w:r>
+        <w:t>c:listaClientes</w:t>
+      </w:r>
+      <w:proofErr w:type="gramEnd"/>
+      <w:r>
+        <w:t>) {</w:t>
+      </w:r>
+    </w:p>
+    <w:p>
+      <w:r>
+        <w:tab/>
+      </w:r>
+      <w:r>
+        <w:tab/>
+      </w:r>
+      <w:r>
+        <w:tab/>
+      </w:r>
+      <w:proofErr w:type="spellStart"/>
+      <w:r>
+        <w:t>System.</w:t>
+      </w:r>
+      <w:r>
+        <w:rPr>
+          <w:b/>
+          <w:bCs/>
+          <w:i/>
+          <w:iCs/>
+        </w:rPr>
+        <w:t>out</w:t>
+      </w:r>
+      <w:r>
+        <w:t>.println</w:t>
+      </w:r>
+      <w:proofErr w:type="spellEnd"/>
+      <w:r>
+        <w:t>(</w:t>
+      </w:r>
+    </w:p>
+    <w:p>
+      <w:r>
+        <w:tab/>
+      </w:r>
+      <w:r>
+        <w:tab/>
+      </w:r>
+      <w:r>
+        <w:tab/>
+      </w:r>
+      <w:r>
+        <w:tab/>
+      </w:r>
+      <w:r>
+        <w:tab/>
+        <w:t>"ID: "+</w:t>
+      </w:r>
+      <w:proofErr w:type="spellStart"/>
+      <w:proofErr w:type="gramStart"/>
+      <w:r>
+        <w:t>c.getId</w:t>
+      </w:r>
+      <w:proofErr w:type="spellEnd"/>
+      <w:proofErr w:type="gramEnd"/>
+      <w:r>
+        <w:t>()</w:t>
+      </w:r>
+    </w:p>
+    <w:p>
+      <w:r>
+        <w:tab/>
+      </w:r>
+      <w:r>
+        <w:tab/>
+      </w:r>
+      <w:r>
+        <w:tab/>
+      </w:r>
+      <w:r>
+        <w:tab/>
+      </w:r>
+      <w:r>
+        <w:tab/>
+        <w:t>+ " | NIF: "+</w:t>
+      </w:r>
+      <w:proofErr w:type="spellStart"/>
+      <w:proofErr w:type="gramStart"/>
+      <w:r>
+        <w:t>c.getNif</w:t>
+      </w:r>
+      <w:proofErr w:type="spellEnd"/>
+      <w:proofErr w:type="gramEnd"/>
+      <w:r>
+        <w:t>()</w:t>
+      </w:r>
+    </w:p>
+    <w:p>
+      <w:r>
+        <w:tab/>
+      </w:r>
+      <w:r>
+        <w:tab/>
+      </w:r>
+      <w:r>
+        <w:tab/>
+      </w:r>
+      <w:r>
+        <w:tab/>
+      </w:r>
+      <w:r>
+        <w:tab/>
+        <w:t>+ " | Nombre: "+</w:t>
+      </w:r>
+      <w:proofErr w:type="spellStart"/>
+      <w:proofErr w:type="gramStart"/>
+      <w:r>
+        <w:t>c.getNombre</w:t>
+      </w:r>
+      <w:proofErr w:type="spellEnd"/>
+      <w:proofErr w:type="gramEnd"/>
+      <w:r>
+        <w:t>()</w:t>
+      </w:r>
+    </w:p>
+    <w:p>
+      <w:r>
+        <w:tab/>
+      </w:r>
+      <w:r>
+        <w:tab/>
+      </w:r>
+      <w:r>
+        <w:tab/>
+      </w:r>
+      <w:r>
+        <w:tab/>
+      </w:r>
+      <w:r>
+        <w:tab/>
+        <w:t>+ " | Edad: "+</w:t>
+      </w:r>
+      <w:proofErr w:type="spellStart"/>
+      <w:proofErr w:type="gramStart"/>
+      <w:r>
+        <w:t>c.getEdad</w:t>
+      </w:r>
+      <w:proofErr w:type="spellEnd"/>
+      <w:proofErr w:type="gramEnd"/>
+      <w:r>
+        <w:t>());</w:t>
+      </w:r>
+    </w:p>
+    <w:p>
+      <w:r>
+        <w:tab/>
+      </w:r>
+      <w:r>
+        <w:tab/>
+        <w:t>}</w:t>
+      </w:r>
+    </w:p>
+    <w:p>
+      <w:r>
+        <w:tab/>
+        <w:t>}</w:t>
+      </w:r>
+    </w:p>
+    <w:p/>
+    <w:p>
+      <w:r>
+        <w:t>}</w:t>
+      </w:r>
+    </w:p>
+    <w:p>
+      <w:r>
+        <w:br/>
+      </w:r>
+      <w:r>
+        <w:br/>
+        <w:t xml:space="preserve">CLIENTES: </w:t>
+      </w:r>
+      <w:r>
+        <w:br/>
+      </w:r>
+      <w:proofErr w:type="spellStart"/>
+      <w:r>
+        <w:t>package</w:t>
+      </w:r>
+      <w:proofErr w:type="spellEnd"/>
+      <w:r>
+        <w:t xml:space="preserve"> MVC_MYSQL;</w:t>
+      </w:r>
+    </w:p>
+    <w:p/>
+    <w:p>
+      <w:proofErr w:type="spellStart"/>
+      <w:r>
+        <w:t>public</w:t>
+      </w:r>
+      <w:proofErr w:type="spellEnd"/>
+      <w:r>
+        <w:t xml:space="preserve"> </w:t>
+      </w:r>
+      <w:proofErr w:type="spellStart"/>
+      <w:r>
+        <w:t>class</w:t>
+      </w:r>
+      <w:proofErr w:type="spellEnd"/>
+      <w:r>
+        <w:t xml:space="preserve"> Clientes {</w:t>
+      </w:r>
+    </w:p>
+    <w:p>
+      <w:r>
+        <w:tab/>
+      </w:r>
+      <w:proofErr w:type="spellStart"/>
+      <w:r>
+        <w:t>private</w:t>
+      </w:r>
+      <w:proofErr w:type="spellEnd"/>
+      <w:r>
+        <w:t xml:space="preserve"> </w:t>
+      </w:r>
+      <w:proofErr w:type="spellStart"/>
+      <w:r>
+        <w:t>int</w:t>
+      </w:r>
+      <w:proofErr w:type="spellEnd"/>
+      <w:r>
+        <w:t xml:space="preserve"> id;</w:t>
+      </w:r>
+    </w:p>
+    <w:p>
+      <w:r>
+        <w:tab/>
+      </w:r>
+      <w:proofErr w:type="spellStart"/>
+      <w:r>
+        <w:t>private</w:t>
+      </w:r>
+      <w:proofErr w:type="spellEnd"/>
+      <w:r>
+        <w:t xml:space="preserve"> String </w:t>
+      </w:r>
+      <w:proofErr w:type="spellStart"/>
+      <w:r>
+        <w:t>nif</w:t>
+      </w:r>
+      <w:proofErr w:type="spellEnd"/>
+      <w:r>
+        <w:t>;</w:t>
+      </w:r>
+    </w:p>
+    <w:p>
+      <w:r>
+        <w:tab/>
+      </w:r>
+      <w:proofErr w:type="spellStart"/>
+      <w:r>
+        <w:t>private</w:t>
+      </w:r>
+      <w:proofErr w:type="spellEnd"/>
+      <w:r>
+        <w:t xml:space="preserve"> String nombre;</w:t>
+      </w:r>
+    </w:p>
+    <w:p>
+      <w:r>
+        <w:tab/>
+      </w:r>
+      <w:proofErr w:type="spellStart"/>
+      <w:r>
+        <w:t>private</w:t>
+      </w:r>
+      <w:proofErr w:type="spellEnd"/>
+      <w:r>
+        <w:t xml:space="preserve"> String edad;</w:t>
+      </w:r>
+    </w:p>
+    <w:p>
+      <w:r>
+        <w:tab/>
+      </w:r>
+      <w:proofErr w:type="spellStart"/>
+      <w:r>
+        <w:t>public</w:t>
+      </w:r>
+      <w:proofErr w:type="spellEnd"/>
+      <w:r>
+        <w:t xml:space="preserve"> </w:t>
+      </w:r>
+      <w:proofErr w:type="gramStart"/>
+      <w:r>
+        <w:t>Clientes(</w:t>
+      </w:r>
+      <w:proofErr w:type="spellStart"/>
+      <w:proofErr w:type="gramEnd"/>
+      <w:r>
+        <w:t>int</w:t>
+      </w:r>
+      <w:proofErr w:type="spellEnd"/>
+      <w:r>
+        <w:t xml:space="preserve"> id, String </w:t>
+      </w:r>
+      <w:proofErr w:type="spellStart"/>
+      <w:r>
+        <w:t>nif</w:t>
+      </w:r>
+      <w:proofErr w:type="spellEnd"/>
+      <w:r>
+        <w:t>, String nombre, String edad) {</w:t>
+      </w:r>
+    </w:p>
+    <w:p>
+      <w:r>
+        <w:tab/>
+      </w:r>
+      <w:r>
+        <w:tab/>
+      </w:r>
+      <w:proofErr w:type="gramStart"/>
+      <w:r>
+        <w:t>super(</w:t>
+      </w:r>
+      <w:proofErr w:type="gramEnd"/>
+      <w:r>
+        <w:t>);</w:t>
+      </w:r>
+    </w:p>
+    <w:p>
+      <w:r>
+        <w:tab/>
+      </w:r>
+      <w:r>
+        <w:tab/>
+      </w:r>
+      <w:proofErr w:type="spellStart"/>
+      <w:r>
+        <w:t>this.id</w:t>
+      </w:r>
+      <w:proofErr w:type="spellEnd"/>
+      <w:r>
+        <w:t xml:space="preserve"> = id;</w:t>
+      </w:r>
+    </w:p>
+    <w:p>
+      <w:r>
+        <w:tab/>
+      </w:r>
+      <w:r>
+        <w:tab/>
+      </w:r>
+      <w:proofErr w:type="spellStart"/>
+      <w:r>
+        <w:t>this.nif</w:t>
+      </w:r>
+      <w:proofErr w:type="spellEnd"/>
+      <w:r>
+        <w:t xml:space="preserve"> = </w:t>
+      </w:r>
+      <w:proofErr w:type="spellStart"/>
+      <w:r>
+        <w:t>nif</w:t>
+      </w:r>
+      <w:proofErr w:type="spellEnd"/>
+      <w:r>
+        <w:t>;</w:t>
+      </w:r>
+    </w:p>
+    <w:p>
+      <w:r>
+        <w:tab/>
+      </w:r>
+      <w:r>
+        <w:tab/>
+      </w:r>
+      <w:proofErr w:type="spellStart"/>
+      <w:proofErr w:type="gramStart"/>
+      <w:r>
+        <w:t>this.nombre</w:t>
+      </w:r>
+      <w:proofErr w:type="spellEnd"/>
+      <w:proofErr w:type="gramEnd"/>
+      <w:r>
+        <w:t xml:space="preserve"> = nombre;</w:t>
+      </w:r>
+    </w:p>
+    <w:p>
+      <w:r>
+        <w:tab/>
+      </w:r>
+      <w:r>
+        <w:tab/>
+      </w:r>
+      <w:proofErr w:type="spellStart"/>
+      <w:proofErr w:type="gramStart"/>
+      <w:r>
+        <w:t>this.edad</w:t>
+      </w:r>
+      <w:proofErr w:type="spellEnd"/>
+      <w:proofErr w:type="gramEnd"/>
+      <w:r>
+        <w:t xml:space="preserve"> = edad;</w:t>
+      </w:r>
+    </w:p>
+    <w:p>
+      <w:r>
+        <w:tab/>
+        <w:t>}</w:t>
+      </w:r>
+    </w:p>
+    <w:p>
+      <w:r>
+        <w:tab/>
+      </w:r>
+      <w:proofErr w:type="spellStart"/>
+      <w:r>
+        <w:t>public</w:t>
+      </w:r>
+      <w:proofErr w:type="spellEnd"/>
+      <w:r>
+        <w:t xml:space="preserve"> </w:t>
+      </w:r>
+      <w:proofErr w:type="spellStart"/>
+      <w:r>
+        <w:t>int</w:t>
+      </w:r>
+      <w:proofErr w:type="spellEnd"/>
+      <w:r>
+        <w:t xml:space="preserve"> </w:t>
+      </w:r>
+      <w:proofErr w:type="spellStart"/>
+      <w:proofErr w:type="gramStart"/>
+      <w:r>
+        <w:t>getId</w:t>
+      </w:r>
+      <w:proofErr w:type="spellEnd"/>
+      <w:r>
+        <w:t>(</w:t>
+      </w:r>
+      <w:proofErr w:type="gramEnd"/>
+      <w:r>
+        <w:t>) {</w:t>
+      </w:r>
+    </w:p>
+    <w:p>
+      <w:r>
+        <w:lastRenderedPageBreak/>
+        <w:tab/>
+      </w:r>
+      <w:r>
+        <w:tab/>
+      </w:r>
+      <w:proofErr w:type="spellStart"/>
+      <w:r>
+        <w:t>return</w:t>
+      </w:r>
+      <w:proofErr w:type="spellEnd"/>
+      <w:r>
+        <w:t xml:space="preserve"> id;</w:t>
+      </w:r>
+    </w:p>
+    <w:p>
+      <w:r>
+        <w:tab/>
+        <w:t>}</w:t>
+      </w:r>
+    </w:p>
+    <w:p>
+      <w:r>
+        <w:tab/>
+      </w:r>
+      <w:proofErr w:type="spellStart"/>
+      <w:r>
+        <w:t>public</w:t>
+      </w:r>
+      <w:proofErr w:type="spellEnd"/>
+      <w:r>
+        <w:t xml:space="preserve"> String </w:t>
+      </w:r>
+      <w:proofErr w:type="spellStart"/>
+      <w:proofErr w:type="gramStart"/>
+      <w:r>
+        <w:t>getNif</w:t>
+      </w:r>
+      <w:proofErr w:type="spellEnd"/>
+      <w:r>
+        <w:t>(</w:t>
+      </w:r>
+      <w:proofErr w:type="gramEnd"/>
+      <w:r>
+        <w:t>) {</w:t>
+      </w:r>
+    </w:p>
+    <w:p>
+      <w:r>
+        <w:tab/>
+      </w:r>
+      <w:r>
+        <w:tab/>
+      </w:r>
+      <w:proofErr w:type="spellStart"/>
+      <w:r>
+        <w:t>return</w:t>
+      </w:r>
+      <w:proofErr w:type="spellEnd"/>
+      <w:r>
+        <w:t xml:space="preserve"> </w:t>
+      </w:r>
+      <w:proofErr w:type="spellStart"/>
+      <w:r>
+        <w:t>nif</w:t>
+      </w:r>
+      <w:proofErr w:type="spellEnd"/>
+      <w:r>
+        <w:t>;</w:t>
+      </w:r>
+    </w:p>
+    <w:p>
+      <w:r>
+        <w:tab/>
+        <w:t>}</w:t>
+      </w:r>
+    </w:p>
+    <w:p>
+      <w:r>
+        <w:tab/>
+      </w:r>
+      <w:proofErr w:type="spellStart"/>
+      <w:r>
+        <w:t>public</w:t>
+      </w:r>
+      <w:proofErr w:type="spellEnd"/>
+      <w:r>
+        <w:t xml:space="preserve"> String </w:t>
+      </w:r>
+      <w:proofErr w:type="spellStart"/>
+      <w:proofErr w:type="gramStart"/>
+      <w:r>
+        <w:t>getNombre</w:t>
+      </w:r>
+      <w:proofErr w:type="spellEnd"/>
+      <w:r>
+        <w:t>(</w:t>
+      </w:r>
+      <w:proofErr w:type="gramEnd"/>
+      <w:r>
+        <w:t>) {</w:t>
+      </w:r>
+    </w:p>
+    <w:p>
+      <w:r>
+        <w:tab/>
+      </w:r>
+      <w:r>
+        <w:tab/>
+      </w:r>
+      <w:proofErr w:type="spellStart"/>
+      <w:r>
+        <w:t>return</w:t>
+      </w:r>
+      <w:proofErr w:type="spellEnd"/>
+      <w:r>
+        <w:t xml:space="preserve"> nombre;</w:t>
+      </w:r>
+    </w:p>
+    <w:p>
+      <w:r>
+        <w:tab/>
+        <w:t>}</w:t>
+      </w:r>
+    </w:p>
+    <w:p>
+      <w:r>
+        <w:tab/>
+      </w:r>
+      <w:proofErr w:type="spellStart"/>
+      <w:r>
+        <w:t>public</w:t>
+      </w:r>
+      <w:proofErr w:type="spellEnd"/>
+      <w:r>
+        <w:t xml:space="preserve"> String </w:t>
+      </w:r>
+      <w:proofErr w:type="spellStart"/>
+      <w:proofErr w:type="gramStart"/>
+      <w:r>
+        <w:t>getEdad</w:t>
+      </w:r>
+      <w:proofErr w:type="spellEnd"/>
+      <w:r>
+        <w:t>(</w:t>
+      </w:r>
+      <w:proofErr w:type="gramEnd"/>
+      <w:r>
+        <w:t>) {</w:t>
+      </w:r>
+    </w:p>
+    <w:p>
+      <w:r>
+        <w:tab/>
+      </w:r>
+      <w:r>
+        <w:tab/>
+      </w:r>
+      <w:proofErr w:type="spellStart"/>
+      <w:r>
+        <w:t>return</w:t>
+      </w:r>
+      <w:proofErr w:type="spellEnd"/>
+      <w:r>
+        <w:t xml:space="preserve"> edad;</w:t>
+      </w:r>
+    </w:p>
+    <w:p>
+      <w:r>
+        <w:tab/>
+        <w:t>}</w:t>
+      </w:r>
+    </w:p>
+    <w:p>
+      <w:r>
+        <w:tab/>
+      </w:r>
+    </w:p>
+    <w:p/>
+    <w:p>
+      <w:r>
+        <w:t>}</w:t>
+      </w:r>
+    </w:p>
+    <w:p/>
     <w:sectPr>
       <w:pgSz w:w="11906" w:h="16838"/>
       <w:pgMar w:top="1417" w:right="1701" w:bottom="1417" w:left="1701" w:header="708" w:footer="708" w:gutter="0"/>
@@ -1237,7 +2067,6 @@
   <w:style w:type="character" w:default="1" w:styleId="Fuentedeprrafopredeter">
     <w:name w:val="Default Paragraph Font"/>
     <w:uiPriority w:val="1"/>
-    <w:semiHidden/>
     <w:unhideWhenUsed/>
   </w:style>
   <w:style w:type="table" w:default="1" w:styleId="Tablanormal">
@@ -1549,6 +2378,17 @@
       <w:smallCaps/>
       <w:color w:val="2F5496" w:themeColor="accent1" w:themeShade="BF"/>
       <w:spacing w:val="5"/>
+    </w:rPr>
+  </w:style>
+  <w:style w:type="paragraph" w:styleId="NormalWeb">
+    <w:name w:val="Normal (Web)"/>
+    <w:basedOn w:val="Normal"/>
+    <w:uiPriority w:val="99"/>
+    <w:semiHidden/>
+    <w:unhideWhenUsed/>
+    <w:rsid w:val="003832A1"/>
+    <w:rPr>
+      <w:rFonts w:ascii="Times New Roman" w:hAnsi="Times New Roman" w:cs="Times New Roman"/>
     </w:rPr>
   </w:style>
 </w:styles>

--- a/EJERCICIOS DE LOS ALUMNOS/ANA/compartida/package empresa1.docx
+++ b/EJERCICIOS DE LOS ALUMNOS/ANA/compartida/package empresa1.docx
@@ -1450,6 +1450,927 @@
     <w:p/>
     <w:p>
       <w:r>
+        <w:t>}</w:t>
+      </w:r>
+    </w:p>
+    <w:p>
+      <w:r>
+        <w:br/>
+      </w:r>
+      <w:r>
+        <w:br/>
+        <w:t>CONTROLADOR DE CLIENTES:</w:t>
+      </w:r>
+      <w:r>
+        <w:br/>
+      </w:r>
+      <w:proofErr w:type="spellStart"/>
+      <w:r>
+        <w:t>package</w:t>
+      </w:r>
+      <w:proofErr w:type="spellEnd"/>
+      <w:r>
+        <w:t xml:space="preserve"> MVC_MYSQL;</w:t>
+      </w:r>
+    </w:p>
+    <w:p>
+      <w:proofErr w:type="spellStart"/>
+      <w:r>
+        <w:t>import</w:t>
+      </w:r>
+      <w:proofErr w:type="spellEnd"/>
+      <w:r>
+        <w:t xml:space="preserve"> </w:t>
+      </w:r>
+      <w:proofErr w:type="spellStart"/>
+      <w:proofErr w:type="gramStart"/>
+      <w:r>
+        <w:t>java.util</w:t>
+      </w:r>
+      <w:proofErr w:type="gramEnd"/>
+      <w:r>
+        <w:t>.ArrayList</w:t>
+      </w:r>
+      <w:proofErr w:type="spellEnd"/>
+      <w:r>
+        <w:t>;</w:t>
+      </w:r>
+    </w:p>
+    <w:p>
+      <w:proofErr w:type="spellStart"/>
+      <w:r>
+        <w:t>import</w:t>
+      </w:r>
+      <w:proofErr w:type="spellEnd"/>
+      <w:r>
+        <w:t xml:space="preserve"> </w:t>
+      </w:r>
+      <w:proofErr w:type="spellStart"/>
+      <w:proofErr w:type="gramStart"/>
+      <w:r>
+        <w:t>java.sql.Connection</w:t>
+      </w:r>
+      <w:proofErr w:type="spellEnd"/>
+      <w:proofErr w:type="gramEnd"/>
+      <w:r>
+        <w:t>;</w:t>
+      </w:r>
+    </w:p>
+    <w:p>
+      <w:proofErr w:type="spellStart"/>
+      <w:r>
+        <w:t>import</w:t>
+      </w:r>
+      <w:proofErr w:type="spellEnd"/>
+      <w:r>
+        <w:t xml:space="preserve"> </w:t>
+      </w:r>
+      <w:proofErr w:type="spellStart"/>
+      <w:proofErr w:type="gramStart"/>
+      <w:r>
+        <w:t>java.sql.DriverManager</w:t>
+      </w:r>
+      <w:proofErr w:type="spellEnd"/>
+      <w:proofErr w:type="gramEnd"/>
+      <w:r>
+        <w:t>;</w:t>
+      </w:r>
+    </w:p>
+    <w:p>
+      <w:proofErr w:type="spellStart"/>
+      <w:r>
+        <w:t>import</w:t>
+      </w:r>
+      <w:proofErr w:type="spellEnd"/>
+      <w:r>
+        <w:t xml:space="preserve"> </w:t>
+      </w:r>
+      <w:proofErr w:type="spellStart"/>
+      <w:proofErr w:type="gramStart"/>
+      <w:r>
+        <w:t>java.sql.PreparedStatement</w:t>
+      </w:r>
+      <w:proofErr w:type="spellEnd"/>
+      <w:proofErr w:type="gramEnd"/>
+      <w:r>
+        <w:t>;</w:t>
+      </w:r>
+    </w:p>
+    <w:p>
+      <w:proofErr w:type="spellStart"/>
+      <w:r>
+        <w:t>import</w:t>
+      </w:r>
+      <w:proofErr w:type="spellEnd"/>
+      <w:r>
+        <w:t xml:space="preserve"> </w:t>
+      </w:r>
+      <w:proofErr w:type="spellStart"/>
+      <w:proofErr w:type="gramStart"/>
+      <w:r>
+        <w:t>java.sql.ResultSet</w:t>
+      </w:r>
+      <w:proofErr w:type="spellEnd"/>
+      <w:proofErr w:type="gramEnd"/>
+      <w:r>
+        <w:t>;</w:t>
+      </w:r>
+    </w:p>
+    <w:p>
+      <w:proofErr w:type="spellStart"/>
+      <w:r>
+        <w:t>import</w:t>
+      </w:r>
+      <w:proofErr w:type="spellEnd"/>
+      <w:r>
+        <w:t xml:space="preserve"> </w:t>
+      </w:r>
+      <w:proofErr w:type="spellStart"/>
+      <w:proofErr w:type="gramStart"/>
+      <w:r>
+        <w:t>java.sql.SQLException</w:t>
+      </w:r>
+      <w:proofErr w:type="spellEnd"/>
+      <w:proofErr w:type="gramEnd"/>
+      <w:r>
+        <w:t>;</w:t>
+      </w:r>
+    </w:p>
+    <w:p/>
+    <w:p/>
+    <w:p>
+      <w:proofErr w:type="spellStart"/>
+      <w:r>
+        <w:t>public</w:t>
+      </w:r>
+      <w:proofErr w:type="spellEnd"/>
+      <w:r>
+        <w:t xml:space="preserve"> </w:t>
+      </w:r>
+      <w:proofErr w:type="spellStart"/>
+      <w:r>
+        <w:t>class</w:t>
+      </w:r>
+      <w:proofErr w:type="spellEnd"/>
+      <w:r>
+        <w:t xml:space="preserve"> Controlador {</w:t>
+      </w:r>
+    </w:p>
+    <w:p>
+      <w:r>
+        <w:tab/>
+      </w:r>
+      <w:proofErr w:type="spellStart"/>
+      <w:r>
+        <w:t>private</w:t>
+      </w:r>
+      <w:proofErr w:type="spellEnd"/>
+      <w:r>
+        <w:t xml:space="preserve"> </w:t>
+      </w:r>
+      <w:proofErr w:type="spellStart"/>
+      <w:r>
+        <w:t>Connection</w:t>
+      </w:r>
+      <w:proofErr w:type="spellEnd"/>
+      <w:r>
+        <w:t xml:space="preserve"> </w:t>
+      </w:r>
+      <w:proofErr w:type="spellStart"/>
+      <w:r>
+        <w:t>conn</w:t>
+      </w:r>
+      <w:proofErr w:type="spellEnd"/>
+      <w:r>
+        <w:t>; //para conectar con la base de datos</w:t>
+      </w:r>
+    </w:p>
+    <w:p>
+      <w:r>
+        <w:tab/>
+        <w:t>//</w:t>
+      </w:r>
+      <w:proofErr w:type="spellStart"/>
+      <w:r>
+        <w:t>asociacion</w:t>
+      </w:r>
+      <w:proofErr w:type="spellEnd"/>
+    </w:p>
+    <w:p>
+      <w:r>
+        <w:lastRenderedPageBreak/>
+        <w:tab/>
+      </w:r>
+      <w:proofErr w:type="spellStart"/>
+      <w:r>
+        <w:t>private</w:t>
+      </w:r>
+      <w:proofErr w:type="spellEnd"/>
+      <w:r>
+        <w:t xml:space="preserve"> </w:t>
+      </w:r>
+      <w:proofErr w:type="spellStart"/>
+      <w:r>
+        <w:t>ArrayList</w:t>
+      </w:r>
+      <w:proofErr w:type="spellEnd"/>
+      <w:r>
+        <w:t xml:space="preserve">&lt;Clientes&gt; </w:t>
+      </w:r>
+      <w:proofErr w:type="spellStart"/>
+      <w:r>
+        <w:t>listaClientes</w:t>
+      </w:r>
+      <w:proofErr w:type="spellEnd"/>
+      <w:r>
+        <w:t>;</w:t>
+      </w:r>
+    </w:p>
+    <w:p>
+      <w:r>
+        <w:tab/>
+      </w:r>
+      <w:proofErr w:type="spellStart"/>
+      <w:r>
+        <w:t>private</w:t>
+      </w:r>
+      <w:proofErr w:type="spellEnd"/>
+      <w:r>
+        <w:t xml:space="preserve"> Vista </w:t>
+      </w:r>
+      <w:proofErr w:type="spellStart"/>
+      <w:r>
+        <w:t>vista</w:t>
+      </w:r>
+      <w:proofErr w:type="spellEnd"/>
+      <w:r>
+        <w:t>;</w:t>
+      </w:r>
+    </w:p>
+    <w:p>
+      <w:r>
+        <w:tab/>
+      </w:r>
+    </w:p>
+    <w:p>
+      <w:r>
+        <w:tab/>
+      </w:r>
+      <w:proofErr w:type="spellStart"/>
+      <w:r>
+        <w:t>public</w:t>
+      </w:r>
+      <w:proofErr w:type="spellEnd"/>
+      <w:r>
+        <w:t xml:space="preserve"> </w:t>
+      </w:r>
+      <w:proofErr w:type="gramStart"/>
+      <w:r>
+        <w:t>Controlador(</w:t>
+      </w:r>
+      <w:proofErr w:type="gramEnd"/>
+      <w:r>
+        <w:t>Vista vista) {</w:t>
+      </w:r>
+    </w:p>
+    <w:p>
+      <w:r>
+        <w:tab/>
+      </w:r>
+      <w:r>
+        <w:tab/>
+      </w:r>
+      <w:proofErr w:type="spellStart"/>
+      <w:proofErr w:type="gramStart"/>
+      <w:r>
+        <w:t>this.vista</w:t>
+      </w:r>
+      <w:proofErr w:type="spellEnd"/>
+      <w:proofErr w:type="gramEnd"/>
+      <w:r>
+        <w:t>=vista;</w:t>
+      </w:r>
+    </w:p>
+    <w:p>
+      <w:r>
+        <w:tab/>
+      </w:r>
+      <w:r>
+        <w:tab/>
+      </w:r>
+      <w:proofErr w:type="spellStart"/>
+      <w:r>
+        <w:t>listaClientes</w:t>
+      </w:r>
+      <w:proofErr w:type="spellEnd"/>
+      <w:r>
+        <w:t xml:space="preserve">=new </w:t>
+      </w:r>
+      <w:proofErr w:type="spellStart"/>
+      <w:r>
+        <w:t>ArrayList</w:t>
+      </w:r>
+      <w:proofErr w:type="spellEnd"/>
+      <w:r>
+        <w:t>&lt;</w:t>
+      </w:r>
+      <w:proofErr w:type="gramStart"/>
+      <w:r>
+        <w:t>&gt;(</w:t>
+      </w:r>
+      <w:proofErr w:type="gramEnd"/>
+      <w:r>
+        <w:t>);</w:t>
+      </w:r>
+    </w:p>
+    <w:p>
+      <w:r>
+        <w:tab/>
+      </w:r>
+      <w:r>
+        <w:tab/>
+      </w:r>
+    </w:p>
+    <w:p>
+      <w:r>
+        <w:tab/>
+        <w:t>try {</w:t>
+      </w:r>
+    </w:p>
+    <w:p>
+      <w:r>
+        <w:tab/>
+      </w:r>
+      <w:r>
+        <w:tab/>
+      </w:r>
+      <w:proofErr w:type="spellStart"/>
+      <w:r>
+        <w:t>conn</w:t>
+      </w:r>
+      <w:proofErr w:type="spellEnd"/>
+      <w:r>
+        <w:t xml:space="preserve"> = </w:t>
+      </w:r>
+      <w:proofErr w:type="spellStart"/>
+      <w:r>
+        <w:t>DriverManager.</w:t>
+      </w:r>
+      <w:r>
+        <w:rPr>
+          <w:i/>
+          <w:iCs/>
+        </w:rPr>
+        <w:t>getConnection</w:t>
+      </w:r>
+      <w:proofErr w:type="spellEnd"/>
+      <w:r>
+        <w:t>(</w:t>
+      </w:r>
+    </w:p>
+    <w:p>
+      <w:r>
+        <w:tab/>
+      </w:r>
+      <w:r>
+        <w:tab/>
+      </w:r>
+      <w:r>
+        <w:tab/>
+      </w:r>
+      <w:r>
+        <w:tab/>
+        <w:t>"</w:t>
+      </w:r>
+      <w:proofErr w:type="spellStart"/>
+      <w:proofErr w:type="gramStart"/>
+      <w:r>
+        <w:t>jdbc:mysql</w:t>
+      </w:r>
+      <w:proofErr w:type="spellEnd"/>
+      <w:r>
+        <w:t>://localhost:3306/empresa1","root</w:t>
+      </w:r>
+      <w:proofErr w:type="gramEnd"/>
+      <w:r>
+        <w:t>","");</w:t>
+      </w:r>
+    </w:p>
+    <w:p>
+      <w:r>
+        <w:tab/>
+      </w:r>
+      <w:r>
+        <w:tab/>
+      </w:r>
+      <w:proofErr w:type="spellStart"/>
+      <w:r>
+        <w:t>System.</w:t>
+      </w:r>
+      <w:r>
+        <w:rPr>
+          <w:b/>
+          <w:bCs/>
+          <w:i/>
+          <w:iCs/>
+        </w:rPr>
+        <w:t>out</w:t>
+      </w:r>
+      <w:r>
+        <w:t>.println</w:t>
+      </w:r>
+      <w:proofErr w:type="spellEnd"/>
+      <w:r>
+        <w:t>("</w:t>
+      </w:r>
+      <w:proofErr w:type="spellStart"/>
+      <w:r>
+        <w:t>Conexion</w:t>
+      </w:r>
+      <w:proofErr w:type="spellEnd"/>
+      <w:r>
+        <w:t xml:space="preserve"> correcta");</w:t>
+      </w:r>
+    </w:p>
+    <w:p>
+      <w:r>
+        <w:tab/>
+        <w:t>} catch (</w:t>
+      </w:r>
+      <w:proofErr w:type="spellStart"/>
+      <w:r>
+        <w:t>SQLException</w:t>
+      </w:r>
+      <w:proofErr w:type="spellEnd"/>
+      <w:r>
+        <w:t xml:space="preserve"> e) {</w:t>
+      </w:r>
+    </w:p>
+    <w:p>
+      <w:r>
+        <w:tab/>
+      </w:r>
+      <w:r>
+        <w:tab/>
+      </w:r>
+      <w:proofErr w:type="spellStart"/>
+      <w:proofErr w:type="gramStart"/>
+      <w:r>
+        <w:t>e.printStackTrace</w:t>
+      </w:r>
+      <w:proofErr w:type="spellEnd"/>
+      <w:proofErr w:type="gramEnd"/>
+      <w:r>
+        <w:t>();</w:t>
+      </w:r>
+    </w:p>
+    <w:p>
+      <w:r>
+        <w:tab/>
+        <w:t>}</w:t>
+      </w:r>
+    </w:p>
+    <w:p>
+      <w:r>
+        <w:tab/>
+        <w:t>}</w:t>
+      </w:r>
+    </w:p>
+    <w:p>
+      <w:r>
+        <w:tab/>
+      </w:r>
+      <w:r>
+        <w:tab/>
+        <w:t xml:space="preserve"> </w:t>
+      </w:r>
+    </w:p>
+    <w:p>
+      <w:r>
+        <w:tab/>
+        <w:t xml:space="preserve">    </w:t>
+      </w:r>
+      <w:proofErr w:type="spellStart"/>
+      <w:r>
+        <w:t>public</w:t>
+      </w:r>
+      <w:proofErr w:type="spellEnd"/>
+      <w:r>
+        <w:t xml:space="preserve"> </w:t>
+      </w:r>
+      <w:proofErr w:type="spellStart"/>
+      <w:r>
+        <w:t>void</w:t>
+      </w:r>
+      <w:proofErr w:type="spellEnd"/>
+      <w:r>
+        <w:t xml:space="preserve"> </w:t>
+      </w:r>
+      <w:proofErr w:type="spellStart"/>
+      <w:proofErr w:type="gramStart"/>
+      <w:r>
+        <w:t>cargarClientes</w:t>
+      </w:r>
+      <w:proofErr w:type="spellEnd"/>
+      <w:r>
+        <w:t>(</w:t>
+      </w:r>
+      <w:proofErr w:type="gramEnd"/>
+      <w:r>
+        <w:t xml:space="preserve">) </w:t>
+      </w:r>
+      <w:proofErr w:type="gramStart"/>
+      <w:r>
+        <w:t>{  /</w:t>
+      </w:r>
+      <w:proofErr w:type="gramEnd"/>
+      <w:r>
+        <w:t>/</w:t>
+      </w:r>
+      <w:proofErr w:type="spellStart"/>
+      <w:r>
+        <w:t>metodo</w:t>
+      </w:r>
+      <w:proofErr w:type="spellEnd"/>
+    </w:p>
+    <w:p>
+      <w:r>
+        <w:tab/>
+        <w:t xml:space="preserve">        try {</w:t>
+      </w:r>
+    </w:p>
+    <w:p>
+      <w:r>
+        <w:tab/>
+        <w:t xml:space="preserve">            String </w:t>
+      </w:r>
+      <w:proofErr w:type="spellStart"/>
+      <w:r>
+        <w:t>sql</w:t>
+      </w:r>
+      <w:proofErr w:type="spellEnd"/>
+      <w:r>
+        <w:t xml:space="preserve"> = "SELECT * FROM Cliente";</w:t>
+      </w:r>
+    </w:p>
+    <w:p>
+      <w:r>
+        <w:tab/>
+        <w:t xml:space="preserve">            </w:t>
+      </w:r>
+      <w:proofErr w:type="spellStart"/>
+      <w:r>
+        <w:t>PreparedStatement</w:t>
+      </w:r>
+      <w:proofErr w:type="spellEnd"/>
+      <w:r>
+        <w:t xml:space="preserve"> </w:t>
+      </w:r>
+      <w:proofErr w:type="spellStart"/>
+      <w:r>
+        <w:t>ps</w:t>
+      </w:r>
+      <w:proofErr w:type="spellEnd"/>
+      <w:r>
+        <w:t xml:space="preserve"> = </w:t>
+      </w:r>
+      <w:proofErr w:type="spellStart"/>
+      <w:proofErr w:type="gramStart"/>
+      <w:r>
+        <w:t>conn.prepareStatement</w:t>
+      </w:r>
+      <w:proofErr w:type="spellEnd"/>
+      <w:proofErr w:type="gramEnd"/>
+      <w:r>
+        <w:t>(</w:t>
+      </w:r>
+      <w:proofErr w:type="spellStart"/>
+      <w:r>
+        <w:t>sql</w:t>
+      </w:r>
+      <w:proofErr w:type="spellEnd"/>
+      <w:r>
+        <w:t>);</w:t>
+      </w:r>
+    </w:p>
+    <w:p>
+      <w:r>
+        <w:tab/>
+        <w:t xml:space="preserve">            </w:t>
+      </w:r>
+      <w:proofErr w:type="spellStart"/>
+      <w:r>
+        <w:t>ResultSet</w:t>
+      </w:r>
+      <w:proofErr w:type="spellEnd"/>
+      <w:r>
+        <w:t xml:space="preserve"> </w:t>
+      </w:r>
+      <w:proofErr w:type="spellStart"/>
+      <w:r>
+        <w:t>rs</w:t>
+      </w:r>
+      <w:proofErr w:type="spellEnd"/>
+      <w:r>
+        <w:t xml:space="preserve"> = </w:t>
+      </w:r>
+      <w:proofErr w:type="spellStart"/>
+      <w:proofErr w:type="gramStart"/>
+      <w:r>
+        <w:t>ps.executeQuery</w:t>
+      </w:r>
+      <w:proofErr w:type="spellEnd"/>
+      <w:proofErr w:type="gramEnd"/>
+      <w:r>
+        <w:t>();</w:t>
+      </w:r>
+    </w:p>
+    <w:p>
+      <w:r>
+        <w:tab/>
+        <w:t xml:space="preserve">            //</w:t>
+      </w:r>
+      <w:proofErr w:type="spellStart"/>
+      <w:r>
+        <w:t>aqui</w:t>
+      </w:r>
+      <w:proofErr w:type="spellEnd"/>
+      <w:r>
+        <w:t xml:space="preserve"> estamos creando un objeto por cada registro.</w:t>
+      </w:r>
+    </w:p>
+    <w:p>
+      <w:r>
+        <w:tab/>
+        <w:t xml:space="preserve">            </w:t>
+      </w:r>
+      <w:proofErr w:type="spellStart"/>
+      <w:r>
+        <w:t>while</w:t>
+      </w:r>
+      <w:proofErr w:type="spellEnd"/>
+      <w:r>
+        <w:t xml:space="preserve"> (</w:t>
+      </w:r>
+      <w:proofErr w:type="spellStart"/>
+      <w:proofErr w:type="gramStart"/>
+      <w:r>
+        <w:t>rs.next</w:t>
+      </w:r>
+      <w:proofErr w:type="spellEnd"/>
+      <w:proofErr w:type="gramEnd"/>
+      <w:r>
+        <w:t>()) {</w:t>
+      </w:r>
+    </w:p>
+    <w:p>
+      <w:r>
+        <w:tab/>
+        <w:t xml:space="preserve">                Clientes c = new </w:t>
+      </w:r>
+      <w:proofErr w:type="gramStart"/>
+      <w:r>
+        <w:t>Clientes(</w:t>
+      </w:r>
+      <w:proofErr w:type="gramEnd"/>
+    </w:p>
+    <w:p>
+      <w:r>
+        <w:tab/>
+        <w:t xml:space="preserve">                        </w:t>
+      </w:r>
+      <w:proofErr w:type="spellStart"/>
+      <w:proofErr w:type="gramStart"/>
+      <w:r>
+        <w:t>rs.getInt</w:t>
+      </w:r>
+      <w:proofErr w:type="spellEnd"/>
+      <w:proofErr w:type="gramEnd"/>
+      <w:r>
+        <w:t>("id"),</w:t>
+      </w:r>
+    </w:p>
+    <w:p>
+      <w:r>
+        <w:tab/>
+        <w:t xml:space="preserve">                        </w:t>
+      </w:r>
+      <w:proofErr w:type="spellStart"/>
+      <w:proofErr w:type="gramStart"/>
+      <w:r>
+        <w:t>rs.getString</w:t>
+      </w:r>
+      <w:proofErr w:type="spellEnd"/>
+      <w:proofErr w:type="gramEnd"/>
+      <w:r>
+        <w:t>("</w:t>
+      </w:r>
+      <w:proofErr w:type="spellStart"/>
+      <w:r>
+        <w:t>nif</w:t>
+      </w:r>
+      <w:proofErr w:type="spellEnd"/>
+      <w:r>
+        <w:t>"),</w:t>
+      </w:r>
+    </w:p>
+    <w:p>
+      <w:r>
+        <w:tab/>
+        <w:t xml:space="preserve">                        </w:t>
+      </w:r>
+      <w:proofErr w:type="spellStart"/>
+      <w:proofErr w:type="gramStart"/>
+      <w:r>
+        <w:t>rs.getString</w:t>
+      </w:r>
+      <w:proofErr w:type="spellEnd"/>
+      <w:proofErr w:type="gramEnd"/>
+      <w:r>
+        <w:t>("nombre"),</w:t>
+      </w:r>
+    </w:p>
+    <w:p>
+      <w:r>
+        <w:tab/>
+        <w:t xml:space="preserve">                        </w:t>
+      </w:r>
+      <w:proofErr w:type="spellStart"/>
+      <w:proofErr w:type="gramStart"/>
+      <w:r>
+        <w:t>rs.getString</w:t>
+      </w:r>
+      <w:proofErr w:type="spellEnd"/>
+      <w:proofErr w:type="gramEnd"/>
+      <w:r>
+        <w:t>("edad")</w:t>
+      </w:r>
+    </w:p>
+    <w:p>
+      <w:r>
+        <w:lastRenderedPageBreak/>
+        <w:tab/>
+        <w:t xml:space="preserve">                );</w:t>
+      </w:r>
+    </w:p>
+    <w:p>
+      <w:r>
+        <w:tab/>
+        <w:t xml:space="preserve">                //cada objeto nuevo lo añadimos a </w:t>
+      </w:r>
+      <w:proofErr w:type="spellStart"/>
+      <w:r>
+        <w:t>listaclientes</w:t>
+      </w:r>
+      <w:proofErr w:type="spellEnd"/>
+    </w:p>
+    <w:p>
+      <w:r>
+        <w:tab/>
+        <w:t xml:space="preserve">                </w:t>
+      </w:r>
+      <w:proofErr w:type="spellStart"/>
+      <w:r>
+        <w:t>listaClientes.add</w:t>
+      </w:r>
+      <w:proofErr w:type="spellEnd"/>
+      <w:r>
+        <w:t>(c</w:t>
+      </w:r>
+      <w:proofErr w:type="gramStart"/>
+      <w:r>
+        <w:t>);  /</w:t>
+      </w:r>
+      <w:proofErr w:type="gramEnd"/>
+      <w:r>
+        <w:t xml:space="preserve">/array creado </w:t>
+      </w:r>
+      <w:proofErr w:type="spellStart"/>
+      <w:r>
+        <w:t>aqui</w:t>
+      </w:r>
+      <w:proofErr w:type="spellEnd"/>
+      <w:r>
+        <w:t xml:space="preserve"> se añaden</w:t>
+      </w:r>
+    </w:p>
+    <w:p>
+      <w:r>
+        <w:tab/>
+        <w:t xml:space="preserve">            }</w:t>
+      </w:r>
+    </w:p>
+    <w:p>
+      <w:r>
+        <w:tab/>
+        <w:t xml:space="preserve">        } catch (</w:t>
+      </w:r>
+      <w:proofErr w:type="spellStart"/>
+      <w:r>
+        <w:t>SQLException</w:t>
+      </w:r>
+      <w:proofErr w:type="spellEnd"/>
+      <w:r>
+        <w:t xml:space="preserve"> e) {</w:t>
+      </w:r>
+    </w:p>
+    <w:p>
+      <w:r>
+        <w:tab/>
+        <w:t xml:space="preserve">            </w:t>
+      </w:r>
+      <w:proofErr w:type="spellStart"/>
+      <w:proofErr w:type="gramStart"/>
+      <w:r>
+        <w:t>e.printStackTrace</w:t>
+      </w:r>
+      <w:proofErr w:type="spellEnd"/>
+      <w:proofErr w:type="gramEnd"/>
+      <w:r>
+        <w:t>();</w:t>
+      </w:r>
+    </w:p>
+    <w:p>
+      <w:r>
+        <w:tab/>
+        <w:t xml:space="preserve">        }</w:t>
+      </w:r>
+    </w:p>
+    <w:p>
+      <w:r>
+        <w:tab/>
+        <w:t xml:space="preserve">    }</w:t>
+      </w:r>
+    </w:p>
+    <w:p>
+      <w:r>
+        <w:tab/>
+        <w:t xml:space="preserve">    </w:t>
+      </w:r>
+      <w:proofErr w:type="spellStart"/>
+      <w:r>
+        <w:t>public</w:t>
+      </w:r>
+      <w:proofErr w:type="spellEnd"/>
+      <w:r>
+        <w:t xml:space="preserve"> </w:t>
+      </w:r>
+      <w:proofErr w:type="spellStart"/>
+      <w:r>
+        <w:t>void</w:t>
+      </w:r>
+      <w:proofErr w:type="spellEnd"/>
+      <w:r>
+        <w:t xml:space="preserve"> </w:t>
+      </w:r>
+      <w:proofErr w:type="spellStart"/>
+      <w:proofErr w:type="gramStart"/>
+      <w:r>
+        <w:t>mostrarClientes</w:t>
+      </w:r>
+      <w:proofErr w:type="spellEnd"/>
+      <w:r>
+        <w:t>(</w:t>
+      </w:r>
+      <w:proofErr w:type="gramEnd"/>
+      <w:r>
+        <w:t>) {</w:t>
+      </w:r>
+    </w:p>
+    <w:p>
+      <w:r>
+        <w:tab/>
+        <w:t xml:space="preserve">        </w:t>
+      </w:r>
+      <w:proofErr w:type="spellStart"/>
+      <w:proofErr w:type="gramStart"/>
+      <w:r>
+        <w:t>vista.mostrarClientes</w:t>
+      </w:r>
+      <w:proofErr w:type="spellEnd"/>
+      <w:proofErr w:type="gramEnd"/>
+      <w:r>
+        <w:t>(</w:t>
+      </w:r>
+      <w:proofErr w:type="spellStart"/>
+      <w:r>
+        <w:t>listaClientes</w:t>
+      </w:r>
+      <w:proofErr w:type="spellEnd"/>
+      <w:r>
+        <w:t>);</w:t>
+      </w:r>
+    </w:p>
+    <w:p>
+      <w:r>
+        <w:tab/>
+        <w:t xml:space="preserve">    }</w:t>
+      </w:r>
+    </w:p>
+    <w:p/>
+    <w:p>
+      <w:r>
+        <w:tab/>
         <w:t>}</w:t>
       </w:r>
     </w:p>
